--- a/Alextor.RAG/Libs/Extractor/Extractor.Test/Files/doc1.docx
+++ b/Alextor.RAG/Libs/Extractor/Extractor.Test/Files/doc1.docx
@@ -122,7 +122,18 @@
           <w:sz w:val="23"/>
           <w:szCs w:val="23"/>
         </w:rPr>
-      </w:r>
+        <w:t xml:space="preserve">Hello </w:t>
+      </w:r>
+      <w:hyperlink r:id="rId3">
+        <w:r>
+          <w:rPr>
+            <w:rStyle w:val="Hyperlink"/>
+            <w:sz w:val="23"/>
+            <w:szCs w:val="23"/>
+          </w:rPr>
+          <w:t>link</w:t>
+        </w:r>
+      </w:hyperlink>
     </w:p>
     <w:p>
       <w:pPr>
@@ -728,7 +739,7 @@
                     </pic:cNvPicPr>
                   </pic:nvPicPr>
                   <pic:blipFill>
-                    <a:blip r:embed="rId3"/>
+                    <a:blip r:embed="rId4"/>
                     <a:stretch>
                       <a:fillRect/>
                     </a:stretch>
@@ -1459,6 +1470,13 @@
       <w:rFonts w:ascii="OpenSymbol" w:hAnsi="OpenSymbol" w:eastAsia="OpenSymbol" w:cs="OpenSymbol"/>
     </w:rPr>
   </w:style>
+  <w:style w:type="character" w:styleId="Hyperlink">
+    <w:name w:val="Hyperlink"/>
+    <w:rPr>
+      <w:color w:val="000080"/>
+      <w:u w:val="single"/>
+    </w:rPr>
+  </w:style>
   <w:style w:type="paragraph" w:styleId="Heading">
     <w:name w:val="Heading"/>
     <w:basedOn w:val="Normal"/>
